--- a/paper_methods.docx
+++ b/paper_methods.docx
@@ -2011,22 +2011,7 @@
         <w:t xml:space="preserve">Table S2. </w:t>
       </w:r>
       <w:r>
-        <w:t xml:space="preserve">Final stable-site </w:t>
-      </w:r>
-      <w:r>
-        <w:t>Degree of Recovery (</w:t>
-      </w:r>
-      <w:r>
-        <w:t>DoR</w:t>
-      </w:r>
-      <w:r>
-        <w:t>)</w:t>
-      </w:r>
-      <w:r>
-        <w:t xml:space="preserve"> outcomes by stable class</w:t>
-      </w:r>
-      <w:r>
-        <w:t xml:space="preserve"> (</w:t>
+        <w:t>Final stable-site Degree of Recovery (DoR) outcomes by stable class (</w:t>
       </w:r>
       <w:commentRangeStart w:id="14"/>
       <w:r>
@@ -2972,7 +2957,7 @@
           <w:lang w:val="es-ES"/>
         </w:rPr>
         <w:lastRenderedPageBreak/>
-        <w:t>Zanaga, D., Van De Kerchove, R., De Keersmaecker, W., Souverijns, N., Brockmann, C., Quast, R., Wevers, J., Grosu, A., Paccini, A., Vergnaud, S., Cartus, O., Santoro, M., Fritz, S., Georgieva, I., Lesiv, M., Carter, S., Herold, M., Li, Linlin, Tsendbazar, N.E., Ramoino, F., Arino, O., 2021. ESA WorldCover 10 m 2020 v100. (doi:10.5281/zenodo.5571936)</w:t>
+        <w:t>Zanaga, D., Van De Kerchove, R., Daems, D., De Keersmaecker, W., Brockmann, C., Kirches, G., Wevers, J., Cartus, O., Santoro, M., Fritz, S., Lesiv, M., Herold, M., Tsendbazar, N.E., Xu, P., Ramoino, F., Arino, O., 2022. ESA WorldCover 10 m 2021 v200. (doi:10.5281/zenodo.7254221)</w:t>
       </w:r>
     </w:p>
     <w:sectPr>
@@ -3720,6 +3705,7 @@
   <w:style w:type="character" w:default="1" w:styleId="DefaultParagraphFont">
     <w:name w:val="Default Paragraph Font"/>
     <w:uiPriority w:val="1"/>
+    <w:semiHidden/>
     <w:unhideWhenUsed/>
   </w:style>
   <w:style w:type="table" w:default="1" w:styleId="TableNormal">
